--- a/TPPO/Хачатурян_ЛР_1_ТППО(1).docx
+++ b/TPPO/Хачатурян_ЛР_1_ТППО(1).docx
@@ -2199,16 +2199,16 @@
         </w:sectPr>
       </w:pPr>
       <w:r>
-        <w:t>На рисунке 2 представлена укрупнённая модель «Чёрный ящик». Основная функция — рекомендация музыки слушателю. Входы расположены слева, выходы — справа, управ</w:t>
-      </w:r>
-      <w:r>
-        <w:t>ление — сверху, участники — снизу, как в методических указаниях. Внутри блока не раскрываются способы подбора музыки и техническое устройство программы. Подробные потоки из реестров объединены в смысловые группы: «Данные слушателя» — входы 1, 2, 5, 6 и 8 т</w:t>
-      </w:r>
-      <w:r>
-        <w:t>аблицы 4; «Музыкальный контент» — входы 3 и 4; «Задания сотрудников» — вход 7. Выход «Подборки и доступ к музыке» объединяет результаты предоставления музыки и обслуживания профиля (выходы 1–5 таблицы 6), «Ответы и отчёты» — выходы 6–9. Правила подбора опр</w:t>
-      </w:r>
-      <w:r>
-        <w:t>еделяют соответствие музыки интересам слушателя; условия предоставления контента включают права на музыку, подписку и правила обработки пользовательских данных. Восемь участников M1–M8 совпадают с действующими лицами UML-модели.</w:t>
+        <w:t>На рисунке 2 представлена укрупнённая модель процесса рекомендации музыки. На вход поступают запрос и предпочтения слушателя, история его прослушиваний и оце</w:t>
+      </w:r>
+      <w:r>
+        <w:t>нок, музыкальный каталог. На выходе формируются подборки и сведения о доступе к музыке, ответы и отчёты. Правила подбора музыки и условия предоставления контента показаны сверху как управление: они определяют, как выбирать музыку и какие композиции разреше</w:t>
+      </w:r>
+      <w:r>
+        <w:t>но предложить слушателю. Правила устанавливаются ответственными сотрудниками; их поручения не выделяются как самостоятельный вход рекомендации. Восемь человеческих ролей M1–M8 показаны снизу как участники. Расположение стрелок соответствует схеме методичес</w:t>
+      </w:r>
+      <w:r>
+        <w:t>ких указаний: входы слева, выходы справа, управление сверху, механизмы снизу. Внутренние алгоритмы и обучение модели не раскрываются.</w:t>
       </w:r>
     </w:p>
     <w:p>
@@ -2260,8 +2260,6 @@
           </wp:inline>
         </w:drawing>
       </w:r>
-      <w:bookmarkStart w:id="0" w:name="_GoBack"/>
-      <w:bookmarkEnd w:id="0"/>
     </w:p>
     <w:p>
       <w:pPr>
@@ -2276,14 +2274,13 @@
         </w:sectPr>
       </w:pPr>
       <w:r>
-        <w:t>Рису</w:t>
-      </w:r>
-      <w:r>
-        <w:t xml:space="preserve">нок 2 – </w:t>
+        <w:t>Рисунок 2 –</w:t>
       </w:r>
       <w:r>
         <w:t>М</w:t>
       </w:r>
+      <w:bookmarkStart w:id="0" w:name="_GoBack"/>
+      <w:bookmarkEnd w:id="0"/>
       <w:r>
         <w:t>одель «Чёрный ящик» процесса рекомендации музыки</w:t>
       </w:r>
@@ -2301,27 +2298,34 @@
           <w:color w:val="000000"/>
         </w:rPr>
         <w:lastRenderedPageBreak/>
-        <w:t>2.4 Декомпозиция бизнес-процесса</w:t>
-      </w:r>
-    </w:p>
-    <w:p>
-      <w:r>
-        <w:rPr>
-          <w:color w:val="000000"/>
-        </w:rPr>
-        <w:t>В соответствии с принципом системного анализа из методических указаний декомпозиция выполнена в два уровня. На первом уровне выделены девять относительно</w:t>
-      </w:r>
-      <w:r>
-        <w:rPr>
-          <w:color w:val="000000"/>
-        </w:rPr>
-        <w:t xml:space="preserve"> самостоятельных подпроцессов, каждый из которых приводит к результату определённого вида. На втором уровне каждый подпроцесс разделён на три операции. Декомпозиция охватывает не только ML-ранжирование, но и работу с пользователями и правообладателями, кат</w:t>
-      </w:r>
-      <w:r>
-        <w:rPr>
-          <w:color w:val="000000"/>
-        </w:rPr>
-        <w:t>алогом, прослушиванием, данными, качеством, поддержкой и администрированием. Диаграмма приведена на рисунке 3.</w:t>
+        <w:t>2.4 Декомпозиция бизнес-п</w:t>
+      </w:r>
+      <w:r>
+        <w:rPr>
+          <w:b/>
+          <w:color w:val="000000"/>
+        </w:rPr>
+        <w:t>роцесса</w:t>
+      </w:r>
+    </w:p>
+    <w:p>
+      <w:r>
+        <w:rPr>
+          <w:color w:val="000000"/>
+        </w:rPr>
+        <w:t xml:space="preserve">В соответствии с принципом системного анализа из методических указаний декомпозиция выполнена в два уровня. На первом уровне выделены девять относительно самостоятельных подпроцессов, каждый из которых приводит к результату определённого вида. На </w:t>
+      </w:r>
+      <w:r>
+        <w:rPr>
+          <w:color w:val="000000"/>
+        </w:rPr>
+        <w:t>втором уровне каждый подпроцесс разделён на три операции. Декомпозиция охватывает не только ML-ранжирование, но и работу с пользователями и правообладателями, каталогом, прослушиванием, данными, качеством, поддержкой и администрированием. Диаграмма приведе</w:t>
+      </w:r>
+      <w:r>
+        <w:rPr>
+          <w:color w:val="000000"/>
+        </w:rPr>
+        <w:t>на на рисунке 3.</w:t>
       </w:r>
     </w:p>
     <w:p>
@@ -2408,14 +2412,7 @@
           <w:color w:val="000000"/>
           <w:sz w:val="24"/>
         </w:rPr>
-        <w:t>Таблица 2</w:t>
-      </w:r>
-      <w:r>
-        <w:rPr>
-          <w:color w:val="000000"/>
-          <w:sz w:val="24"/>
-        </w:rPr>
-        <w:t xml:space="preserve"> – Задачи бизнес-процесса</w:t>
+        <w:t>Таблица 2 – Задачи бизнес-процесса</w:t>
       </w:r>
     </w:p>
     <w:tbl>
@@ -2576,7 +2573,13 @@
               <w:rPr>
                 <w:sz w:val="20"/>
               </w:rPr>
-              <w:t>Управление пользователями</w:t>
+              <w:t xml:space="preserve">Управление </w:t>
+            </w:r>
+            <w:r>
+              <w:rPr>
+                <w:sz w:val="20"/>
+              </w:rPr>
+              <w:t>пользователями</w:t>
             </w:r>
           </w:p>
         </w:tc>
@@ -2682,13 +2685,7 @@
               <w:rPr>
                 <w:sz w:val="20"/>
               </w:rPr>
-              <w:t xml:space="preserve">Согласованные условия использования и комплект контента с </w:t>
-            </w:r>
-            <w:r>
-              <w:rPr>
-                <w:sz w:val="20"/>
-              </w:rPr>
-              <w:t>документами</w:t>
+              <w:t>Согласованные условия использования и комплект контента с документами</w:t>
             </w:r>
           </w:p>
         </w:tc>
@@ -2769,7 +2766,13 @@
               <w:rPr>
                 <w:sz w:val="20"/>
               </w:rPr>
-              <w:t>Проверенный, классифицированный и опубликованный каталог</w:t>
+              <w:t xml:space="preserve">Проверенный, классифицированный и </w:t>
+            </w:r>
+            <w:r>
+              <w:rPr>
+                <w:sz w:val="20"/>
+              </w:rPr>
+              <w:t>опубликованный каталог</w:t>
             </w:r>
           </w:p>
         </w:tc>
@@ -2932,13 +2935,7 @@
               <w:rPr>
                 <w:sz w:val="20"/>
               </w:rPr>
-              <w:t xml:space="preserve">Очищенные события, </w:t>
-            </w:r>
-            <w:r>
-              <w:rPr>
-                <w:sz w:val="20"/>
-              </w:rPr>
-              <w:t>витрины данных и рассчитанные признаки</w:t>
+              <w:t>Очищенные события, витрины данных и рассчитанные признаки</w:t>
             </w:r>
           </w:p>
         </w:tc>
@@ -3019,7 +3016,13 @@
               <w:rPr>
                 <w:sz w:val="20"/>
               </w:rPr>
-              <w:t>Актуальные долгосрочный профиль и контекст текущей сессии</w:t>
+              <w:t xml:space="preserve">Актуальные </w:t>
+            </w:r>
+            <w:r>
+              <w:rPr>
+                <w:sz w:val="20"/>
+              </w:rPr>
+              <w:t>долгосрочный профиль и контекст текущей сессии</w:t>
             </w:r>
           </w:p>
         </w:tc>
@@ -3181,13 +3184,7 @@
               <w:rPr>
                 <w:sz w:val="20"/>
               </w:rPr>
-              <w:t>Рассчита</w:t>
-            </w:r>
-            <w:r>
-              <w:rPr>
-                <w:sz w:val="20"/>
-              </w:rPr>
-              <w:t>нные метрики, результат эксперимента и решение о версии модели</w:t>
+              <w:t>Рассчитанные метрики, результат эксперимента и решение о версии модели</w:t>
             </w:r>
           </w:p>
         </w:tc>
@@ -3243,7 +3240,13 @@
               <w:rPr>
                 <w:sz w:val="20"/>
               </w:rPr>
-              <w:t>Поддержка и администрирование</w:t>
+              <w:t xml:space="preserve">Поддержка и </w:t>
+            </w:r>
+            <w:r>
+              <w:rPr>
+                <w:sz w:val="20"/>
+              </w:rPr>
+              <w:t>администрирование</w:t>
             </w:r>
           </w:p>
         </w:tc>
@@ -3295,13 +3298,13 @@
         <w:rPr>
           <w:color w:val="000000"/>
         </w:rPr>
-        <w:t xml:space="preserve">Базовая модель вариантов использования построена без </w:t>
-      </w:r>
-      <w:r>
-        <w:rPr>
-          <w:color w:val="000000"/>
-        </w:rPr>
-        <w:t>детализации внутренних алгоритмов и приведена на рисунке 4. Все акторы на диаграмме являются людьми и соответствуют механизмам модели «Чёрный ящик».</w:t>
+        <w:t xml:space="preserve">Базовая модель вариантов использования построена без детализации внутренних алгоритмов и приведена на рисунке 4. Все акторы на диаграмме </w:t>
+      </w:r>
+      <w:r>
+        <w:rPr>
+          <w:color w:val="000000"/>
+        </w:rPr>
+        <w:t>являются людьми и соответствуют механизмам модели «Чёрный ящик».</w:t>
       </w:r>
     </w:p>
     <w:p>
@@ -3381,14 +3384,7 @@
           <w:sz w:val="24"/>
         </w:rPr>
         <w:lastRenderedPageBreak/>
-        <w:t xml:space="preserve">Таблица 3 – Состав прецедентов и </w:t>
-      </w:r>
-      <w:r>
-        <w:rPr>
-          <w:color w:val="000000"/>
-          <w:sz w:val="24"/>
-        </w:rPr>
-        <w:t>действующих лиц</w:t>
+        <w:t>Таблица 3 – Состав прецедентов и действующих лиц</w:t>
       </w:r>
     </w:p>
     <w:tbl>
@@ -3895,7 +3891,13 @@
               <w:rPr>
                 <w:sz w:val="18"/>
               </w:rPr>
-              <w:t>Управлять коллекцией и обратной связью</w:t>
+              <w:t xml:space="preserve">Управлять </w:t>
+            </w:r>
+            <w:r>
+              <w:rPr>
+                <w:sz w:val="18"/>
+              </w:rPr>
+              <w:t>коллекцией и обратной связью</w:t>
             </w:r>
           </w:p>
         </w:tc>
@@ -4026,13 +4028,7 @@
               <w:rPr>
                 <w:sz w:val="18"/>
               </w:rPr>
-              <w:t xml:space="preserve">Представитель правообладателя; менеджер по работе с </w:t>
-            </w:r>
-            <w:r>
-              <w:rPr>
-                <w:sz w:val="18"/>
-              </w:rPr>
-              <w:t>правообладателями</w:t>
+              <w:t>Представитель правообладателя; менеджер по работе с правообладателями</w:t>
             </w:r>
           </w:p>
         </w:tc>
@@ -4325,13 +4321,7 @@
               <w:rPr>
                 <w:sz w:val="18"/>
               </w:rPr>
-              <w:t xml:space="preserve">Настраивать правила </w:t>
-            </w:r>
-            <w:r>
-              <w:rPr>
-                <w:sz w:val="18"/>
-              </w:rPr>
-              <w:t>рекомендаций</w:t>
+              <w:t>Настраивать правила рекомендаций</w:t>
             </w:r>
           </w:p>
         </w:tc>
@@ -4437,7 +4427,13 @@
               <w:rPr>
                 <w:sz w:val="18"/>
               </w:rPr>
-              <w:t>Оценивать качество и проводить эксперименты</w:t>
+              <w:t>Оценивать качество и проводить</w:t>
+            </w:r>
+            <w:r>
+              <w:rPr>
+                <w:sz w:val="18"/>
+              </w:rPr>
+              <w:t xml:space="preserve"> эксперименты</w:t>
             </w:r>
           </w:p>
         </w:tc>
@@ -4649,13 +4645,7 @@
               <w:rPr>
                 <w:sz w:val="18"/>
               </w:rPr>
-              <w:t xml:space="preserve">Администрировать </w:t>
-            </w:r>
-            <w:r>
-              <w:rPr>
-                <w:sz w:val="18"/>
-              </w:rPr>
-              <w:t>роли, доступ и инциденты</w:t>
+              <w:t>Администрировать роли, доступ и инциденты</w:t>
             </w:r>
           </w:p>
         </w:tc>
@@ -4820,13 +4810,13 @@
     <w:p/>
     <w:p>
       <w:r>
-        <w:t xml:space="preserve">Укрупнённые входы и выходы рисунка 2 раскрываются в реестрах </w:t>
-      </w:r>
-      <w:r>
-        <w:t xml:space="preserve">таблиц 4 и 6; состав каждой группы указан в подразделе 2.3. Таблица 3 связывает эти подробные потоки с прецедентами UML. Поэтому каждому входу и выходу соответствует хотя бы один прецедент, а каждому прецеденту — хотя бы один информационный поток. Число и </w:t>
-      </w:r>
-      <w:r>
-        <w:t>наименования восьми участников M1–M8 совпадают с составом действующих лиц UML-модели. Сокращение схемы выполнено за счет объединения потоков; состав задач платформы и её участников сохранен.</w:t>
+        <w:t xml:space="preserve">Рисунок 2 показывает непосредственные данные процесса рекомендации: запрос и предпочтения связаны с управлением профилем и получением рекомендаций; </w:t>
+      </w:r>
+      <w:r>
+        <w:t>история прослушиваний и оценок — с прослушиванием и обратной связью; музыкальный каталог — с публикацией и доступностью контента. Правила, задаваемые сотрудниками, относятся к управлению процессом. Базовая UML-модель и реестры таблиц 4–6 подробнее охватыва</w:t>
+      </w:r>
+      <w:r>
+        <w:t>ют работу всей платформы, включая подготовку каталога, обслуживание пользователей и сопровождение рекомендаций. Восемь участников модели «Чёрный ящик» совпадают по наименованиям с действующими лицами UML.</w:t>
       </w:r>
     </w:p>
     <w:p>
@@ -4841,6 +4831,7 @@
           <w:b/>
           <w:color w:val="000000"/>
         </w:rPr>
+        <w:lastRenderedPageBreak/>
         <w:t>2.6 Реестры информационных потоков</w:t>
       </w:r>
     </w:p>
@@ -4849,20 +4840,13 @@
         <w:rPr>
           <w:color w:val="000000"/>
         </w:rPr>
-        <w:t xml:space="preserve">Реестры входных, внутренних и </w:t>
-      </w:r>
-      <w:r>
-        <w:rPr>
-          <w:color w:val="000000"/>
-        </w:rPr>
-        <w:t xml:space="preserve">выходных информационных потоков представлены в таблицах 4–6. В соответствии с методическими указаниями </w:t>
-      </w:r>
-      <w:r>
-        <w:rPr>
-          <w:color w:val="000000"/>
-        </w:rPr>
-        <w:lastRenderedPageBreak/>
-        <w:t>трудозатраты выражены в человеко-часах. Для полностью автоматической обработки без участия сотрудника указано значение 0.</w:t>
+        <w:t>Реестры входных,</w:t>
+      </w:r>
+      <w:r>
+        <w:rPr>
+          <w:color w:val="000000"/>
+        </w:rPr>
+        <w:t xml:space="preserve"> внутренних и выходных информационных потоков представлены в таблицах 4–6. В соответствии с методическими указаниями трудозатраты выражены в человеко-часах. Для полностью автоматической обработки без участия сотрудника указано значение 0.</w:t>
       </w:r>
     </w:p>
     <w:p>
@@ -4877,14 +4861,14 @@
           <w:color w:val="000000"/>
           <w:sz w:val="24"/>
         </w:rPr>
-        <w:t>Таблица 4 – Реестр входных инфо</w:t>
+        <w:t>Таблица 4 – Реест</w:t>
       </w:r>
       <w:r>
         <w:rPr>
           <w:color w:val="000000"/>
           <w:sz w:val="24"/>
         </w:rPr>
-        <w:t>рмационных потоков</w:t>
+        <w:t>р входных информационных потоков</w:t>
       </w:r>
     </w:p>
     <w:tbl>
@@ -5282,13 +5266,13 @@
               <w:rPr>
                 <w:sz w:val="16"/>
               </w:rPr>
-              <w:t xml:space="preserve">При регистрации и </w:t>
-            </w:r>
-            <w:r>
-              <w:rPr>
-                <w:sz w:val="16"/>
-              </w:rPr>
-              <w:t>изменении профиля</w:t>
+              <w:t xml:space="preserve">При </w:t>
+            </w:r>
+            <w:r>
+              <w:rPr>
+                <w:sz w:val="16"/>
+              </w:rPr>
+              <w:t>регистрации и изменении профиля</w:t>
             </w:r>
           </w:p>
         </w:tc>
@@ -5575,7 +5559,13 @@
               <w:rPr>
                 <w:sz w:val="16"/>
               </w:rPr>
-              <w:t>Менеджер по работе с правообладателями</w:t>
+              <w:t xml:space="preserve">Менеджер по работе с </w:t>
+            </w:r>
+            <w:r>
+              <w:rPr>
+                <w:sz w:val="16"/>
+              </w:rPr>
+              <w:t>правообладателями</w:t>
             </w:r>
           </w:p>
         </w:tc>
@@ -6274,7 +6264,13 @@
               <w:rPr>
                 <w:sz w:val="16"/>
               </w:rPr>
-              <w:t>Электронный документ</w:t>
+              <w:t xml:space="preserve">Электронный </w:t>
+            </w:r>
+            <w:r>
+              <w:rPr>
+                <w:sz w:val="16"/>
+              </w:rPr>
+              <w:t>документ</w:t>
             </w:r>
           </w:p>
         </w:tc>
@@ -7053,7 +7049,13 @@
               <w:rPr>
                 <w:sz w:val="16"/>
               </w:rPr>
-              <w:t>Электронный реестр</w:t>
+              <w:t xml:space="preserve">Электронный </w:t>
+            </w:r>
+            <w:r>
+              <w:rPr>
+                <w:sz w:val="16"/>
+              </w:rPr>
+              <w:t>реестр</w:t>
             </w:r>
           </w:p>
         </w:tc>
@@ -7078,13 +7080,7 @@
               <w:rPr>
                 <w:sz w:val="16"/>
               </w:rPr>
-              <w:t xml:space="preserve">Менеджер по </w:t>
-            </w:r>
-            <w:r>
-              <w:rPr>
-                <w:sz w:val="16"/>
-              </w:rPr>
-              <w:t>работе с правообладателями</w:t>
+              <w:t>Менеджер по работе с правообладателями</w:t>
             </w:r>
           </w:p>
         </w:tc>
@@ -7453,13 +7449,13 @@
               <w:rPr>
                 <w:sz w:val="16"/>
               </w:rPr>
-              <w:t xml:space="preserve">Карточка опубликованного объекта </w:t>
-            </w:r>
-            <w:r>
-              <w:rPr>
-                <w:sz w:val="16"/>
-              </w:rPr>
-              <w:t>каталога</w:t>
+              <w:t xml:space="preserve">Карточка </w:t>
+            </w:r>
+            <w:r>
+              <w:rPr>
+                <w:sz w:val="16"/>
+              </w:rPr>
+              <w:t>опубликованного объекта каталога</w:t>
             </w:r>
           </w:p>
         </w:tc>
@@ -7821,7 +7817,13 @@
               <w:rPr>
                 <w:sz w:val="16"/>
               </w:rPr>
-              <w:t>Витрина данных и рассчитанные признаки</w:t>
+              <w:t xml:space="preserve">Витрина данных и </w:t>
+            </w:r>
+            <w:r>
+              <w:rPr>
+                <w:sz w:val="16"/>
+              </w:rPr>
+              <w:t>рассчитанные признаки</w:t>
             </w:r>
           </w:p>
         </w:tc>
@@ -8670,13 +8672,7 @@
               <w:rPr>
                 <w:sz w:val="16"/>
               </w:rPr>
-              <w:t xml:space="preserve">При </w:t>
-            </w:r>
-            <w:r>
-              <w:rPr>
-                <w:sz w:val="16"/>
-              </w:rPr>
-              <w:t>каждом запросе рекомендации</w:t>
+              <w:t>При каждом запросе рекомендации</w:t>
             </w:r>
           </w:p>
         </w:tc>
@@ -8963,13 +8959,7 @@
               <w:rPr>
                 <w:sz w:val="16"/>
               </w:rPr>
-              <w:t xml:space="preserve">Специалист </w:t>
-            </w:r>
-            <w:r>
-              <w:rPr>
-                <w:sz w:val="16"/>
-              </w:rPr>
-              <w:t>поддержки</w:t>
+              <w:t>Специалист поддержки</w:t>
             </w:r>
           </w:p>
         </w:tc>
@@ -9336,13 +9326,7 @@
               <w:rPr>
                 <w:sz w:val="16"/>
               </w:rPr>
-              <w:t xml:space="preserve">Подтверждение регистрации и прав </w:t>
-            </w:r>
-            <w:r>
-              <w:rPr>
-                <w:sz w:val="16"/>
-              </w:rPr>
-              <w:t>доступа</w:t>
+              <w:t>Подтверждение регистрации и прав доступа</w:t>
             </w:r>
           </w:p>
         </w:tc>
@@ -9648,7 +9632,13 @@
               <w:rPr>
                 <w:sz w:val="16"/>
               </w:rPr>
-              <w:t>При публикации и изменении релиза</w:t>
+              <w:t xml:space="preserve">При </w:t>
+            </w:r>
+            <w:r>
+              <w:rPr>
+                <w:sz w:val="16"/>
+              </w:rPr>
+              <w:t>публикации и изменении релиза</w:t>
             </w:r>
           </w:p>
         </w:tc>
@@ -9704,13 +9694,7 @@
               <w:rPr>
                 <w:sz w:val="16"/>
               </w:rPr>
-              <w:t>Результат</w:t>
-            </w:r>
-            <w:r>
-              <w:rPr>
-                <w:sz w:val="16"/>
-              </w:rPr>
-              <w:t xml:space="preserve"> поиска и очередь воспроизведения</w:t>
+              <w:t>Результат поиска и очередь воспроизведения</w:t>
             </w:r>
           </w:p>
         </w:tc>
@@ -10016,7 +10000,13 @@
               <w:rPr>
                 <w:sz w:val="16"/>
               </w:rPr>
-              <w:t>При каждом запросе рекомендации</w:t>
+              <w:t xml:space="preserve">При каждом запросе </w:t>
+            </w:r>
+            <w:r>
+              <w:rPr>
+                <w:sz w:val="16"/>
+              </w:rPr>
+              <w:t>рекомендации</w:t>
             </w:r>
           </w:p>
         </w:tc>
@@ -10072,13 +10062,7 @@
               <w:rPr>
                 <w:sz w:val="16"/>
               </w:rPr>
-              <w:t xml:space="preserve">Обновлённые коллекция и настройки </w:t>
-            </w:r>
-            <w:r>
-              <w:rPr>
-                <w:sz w:val="16"/>
-              </w:rPr>
-              <w:t>профиля</w:t>
+              <w:t>Обновлённые коллекция и настройки профиля</w:t>
             </w:r>
           </w:p>
         </w:tc>
@@ -10384,7 +10368,13 @@
               <w:rPr>
                 <w:sz w:val="16"/>
               </w:rPr>
-              <w:t>По обращению; в установленный срок</w:t>
+              <w:t xml:space="preserve">По обращению; в </w:t>
+            </w:r>
+            <w:r>
+              <w:rPr>
+                <w:sz w:val="16"/>
+              </w:rPr>
+              <w:t>установленный срок</w:t>
             </w:r>
           </w:p>
         </w:tc>
@@ -10440,13 +10430,7 @@
               <w:rPr>
                 <w:sz w:val="16"/>
               </w:rPr>
-              <w:t xml:space="preserve">Отчёт об использовании контента и </w:t>
-            </w:r>
-            <w:r>
-              <w:rPr>
-                <w:sz w:val="16"/>
-              </w:rPr>
-              <w:t>ограничениях</w:t>
+              <w:t>Отчёт об использовании контента и ограничениях</w:t>
             </w:r>
           </w:p>
         </w:tc>
@@ -10752,13 +10736,7 @@
               <w:rPr>
                 <w:sz w:val="16"/>
               </w:rPr>
-              <w:t xml:space="preserve">Ежедневно </w:t>
-            </w:r>
-            <w:r>
-              <w:rPr>
-                <w:sz w:val="16"/>
-              </w:rPr>
-              <w:t>и по завершении эксперимента</w:t>
+              <w:t>Ежедневно и по завершении эксперимента</w:t>
             </w:r>
           </w:p>
         </w:tc>
@@ -10959,21 +10937,22 @@
           <w:b/>
           <w:color w:val="000000"/>
         </w:rPr>
-        <w:t>2.7 Правила обработки информации и ограничения</w:t>
-      </w:r>
-    </w:p>
-    <w:p>
-      <w:r>
-        <w:rPr>
-          <w:color w:val="000000"/>
-        </w:rPr>
-        <w:t xml:space="preserve">При выполнении бизнес-процесса действуют следующие </w:t>
-      </w:r>
-      <w:r>
-        <w:rPr>
-          <w:color w:val="000000"/>
-        </w:rPr>
-        <w:t>правила обработки информации.</w:t>
+        <w:t xml:space="preserve">2.7 Правила обработки информации и </w:t>
+      </w:r>
+      <w:r>
+        <w:rPr>
+          <w:b/>
+          <w:color w:val="000000"/>
+        </w:rPr>
+        <w:t>ограничения</w:t>
+      </w:r>
+    </w:p>
+    <w:p>
+      <w:r>
+        <w:rPr>
+          <w:color w:val="000000"/>
+        </w:rPr>
+        <w:t>При выполнении бизнес-процесса действуют следующие правила обработки информации.</w:t>
       </w:r>
     </w:p>
     <w:p>
@@ -10995,13 +10974,13 @@
         <w:rPr>
           <w:color w:val="000000"/>
         </w:rPr>
-        <w:t>– Права пользователя на прослушивание определяются состоянием учётной записи, услови</w:t>
-      </w:r>
-      <w:r>
-        <w:rPr>
-          <w:color w:val="000000"/>
-        </w:rPr>
-        <w:t>ями подписки и лицензионными ограничениями конкретного объекта.</w:t>
+        <w:t xml:space="preserve">– Права пользователя </w:t>
+      </w:r>
+      <w:r>
+        <w:rPr>
+          <w:color w:val="000000"/>
+        </w:rPr>
+        <w:t>на прослушивание определяются состоянием учётной записи, условиями подписки и лицензионными ограничениями конкретного объекта.</w:t>
       </w:r>
     </w:p>
     <w:p>
@@ -11012,7 +10991,13 @@
         <w:rPr>
           <w:color w:val="000000"/>
         </w:rPr>
-        <w:t>– События, не прошедшие проверку схемы, времени и идентификаторов, не используются для обновления профиля до исправления или исключения.</w:t>
+        <w:t>– События, не прошедшие проверку схемы, времени и идентификаторов, не используются для обновления профиля до исправления или искл</w:t>
+      </w:r>
+      <w:r>
+        <w:rPr>
+          <w:color w:val="000000"/>
+        </w:rPr>
+        <w:t>ючения.</w:t>
       </w:r>
     </w:p>
     <w:p>
@@ -11023,13 +11008,7 @@
         <w:rPr>
           <w:color w:val="000000"/>
         </w:rPr>
-        <w:t xml:space="preserve">– Долгосрочный профиль изменяется плавно и не должен </w:t>
-      </w:r>
-      <w:r>
-        <w:rPr>
-          <w:color w:val="000000"/>
-        </w:rPr>
-        <w:t>полностью переопределяться единичным действием; краткосрочный профиль получает больший вес при наличии последовательного сигнала текущей сессии.</w:t>
+        <w:t>– Долгосрочный профиль изменяется плавно и не должен полностью переопределяться единичным действием; краткосрочный профиль получает больший вес при наличии последовательного сигнала текущей сессии.</w:t>
       </w:r>
     </w:p>
     <w:p>
@@ -11040,13 +11019,13 @@
         <w:rPr>
           <w:color w:val="000000"/>
         </w:rPr>
-        <w:t>– При отсутствии истории применяется стратегия холодного старта на основе выбранных интересов, контекста, редак</w:t>
-      </w:r>
-      <w:r>
-        <w:rPr>
-          <w:color w:val="000000"/>
-        </w:rPr>
-        <w:t>ционных подборок и популярности с контролем разнообразия.</w:t>
+        <w:t xml:space="preserve">– При отсутствии истории применяется стратегия </w:t>
+      </w:r>
+      <w:r>
+        <w:rPr>
+          <w:color w:val="000000"/>
+        </w:rPr>
+        <w:t>холодного старта на основе выбранных интересов, контекста, редакционных подборок и популярности с контролем разнообразия.</w:t>
       </w:r>
     </w:p>
     <w:p>
@@ -11057,7 +11036,13 @@
         <w:rPr>
           <w:color w:val="000000"/>
         </w:rPr>
-        <w:t>– Из выдачи исключается недоступный, заблокированный и явно отклонённый пользователем контент; соблюдаются лицензионные, региональные и возрастные ограничения.</w:t>
+        <w:t xml:space="preserve">– Из выдачи исключается недоступный, заблокированный и явно отклонённый пользователем контент; соблюдаются лицензионные, региональные </w:t>
+      </w:r>
+      <w:r>
+        <w:rPr>
+          <w:color w:val="000000"/>
+        </w:rPr>
+        <w:t>и возрастные ограничения.</w:t>
       </w:r>
     </w:p>
     <w:p>
@@ -11068,13 +11053,7 @@
         <w:rPr>
           <w:color w:val="000000"/>
         </w:rPr>
-        <w:t>– Окончательный список ограничивает по</w:t>
-      </w:r>
-      <w:r>
-        <w:rPr>
-          <w:color w:val="000000"/>
-        </w:rPr>
-        <w:t>вторы одного исполнителя и содержит минимально допустимое разнообразие жанров или кластеров звучания, если это не противоречит запросу пользователя.</w:t>
+        <w:t>– Окончательный список ограничивает повторы одного исполнителя и содержит минимально допустимое разнообразие жанров или кластеров звучания, если это не противоречит запросу пользователя.</w:t>
       </w:r>
     </w:p>
     <w:p>
@@ -11085,13 +11064,13 @@
         <w:rPr>
           <w:color w:val="000000"/>
         </w:rPr>
-        <w:t>– Новая версия модели публикуется только после воспроизводимой офлайн-проверки и контролируемого онлайн-экс</w:t>
-      </w:r>
-      <w:r>
-        <w:rPr>
-          <w:color w:val="000000"/>
-        </w:rPr>
-        <w:t>перимента; должна быть предусмотрена возможность отката.</w:t>
+        <w:t>– Новая версия модели публикуется только по</w:t>
+      </w:r>
+      <w:r>
+        <w:rPr>
+          <w:color w:val="000000"/>
+        </w:rPr>
+        <w:t>сле воспроизводимой офлайн-проверки и контролируемого онлайн-эксперимента; должна быть предусмотрена возможность отката.</w:t>
       </w:r>
     </w:p>
     <w:p>
@@ -11114,13 +11093,13 @@
         <w:rPr>
           <w:color w:val="000000"/>
         </w:rPr>
-        <w:t xml:space="preserve">– Персональные данные и идентификаторы обрабатываются в объёме, </w:t>
-      </w:r>
-      <w:r>
-        <w:rPr>
-          <w:color w:val="000000"/>
-        </w:rPr>
-        <w:t>необходимом для заявленной цели, с разграничением доступа и регистрацией операций.</w:t>
+        <w:t xml:space="preserve">– </w:t>
+      </w:r>
+      <w:r>
+        <w:rPr>
+          <w:color w:val="000000"/>
+        </w:rPr>
+        <w:t>Персональные данные и идентификаторы обрабатываются в объёме, необходимом для заявленной цели, с разграничением доступа и регистрацией операций.</w:t>
       </w:r>
     </w:p>
     <w:p>
@@ -11143,7 +11122,13 @@
         <w:rPr>
           <w:color w:val="000000"/>
         </w:rPr>
-        <w:t>Для проектируемого процесса применимы следующие нормативные и внутренние документы:</w:t>
+        <w:t>Для проектируемого процесса применимы с</w:t>
+      </w:r>
+      <w:r>
+        <w:rPr>
+          <w:color w:val="000000"/>
+        </w:rPr>
+        <w:t>ледующие нормативные и внутренние документы:</w:t>
       </w:r>
     </w:p>
     <w:p>
@@ -11154,13 +11139,7 @@
         <w:rPr>
           <w:color w:val="000000"/>
         </w:rPr>
-        <w:t>– Федеральный зак</w:t>
-      </w:r>
-      <w:r>
-        <w:rPr>
-          <w:color w:val="000000"/>
-        </w:rPr>
-        <w:t>он от 27.07.2006 № 152-ФЗ «О персональных данных» – требования к обработке и защите сведений о пользователях.</w:t>
+        <w:t>– Федеральный закон от 27.07.2006 № 152-ФЗ «О персональных данных» – требования к обработке и защите сведений о пользователях.</w:t>
       </w:r>
     </w:p>
     <w:p>
@@ -11171,13 +11150,13 @@
         <w:rPr>
           <w:color w:val="000000"/>
         </w:rPr>
-        <w:t>– Федеральный закон от 27.07.2006 № 149-ФЗ «Об информации, информационных технологиях и о защите информации» – общие требования к обращению с инфо</w:t>
-      </w:r>
-      <w:r>
-        <w:rPr>
-          <w:color w:val="000000"/>
-        </w:rPr>
-        <w:t>рмацией и её защите.</w:t>
+        <w:t>– Федеральный закон от 27.07.2006 № 149-ФЗ «Об информации, информационных технология</w:t>
+      </w:r>
+      <w:r>
+        <w:rPr>
+          <w:color w:val="000000"/>
+        </w:rPr>
+        <w:t>х и о защите информации» – общие требования к обращению с информацией и её защите.</w:t>
       </w:r>
     </w:p>
     <w:p>
@@ -11199,13 +11178,13 @@
         <w:rPr>
           <w:color w:val="000000"/>
         </w:rPr>
-        <w:t>– Закон Российской Федерации от 07.02.1992 № 2300-1 «О защите прав потребителей» – требо</w:t>
-      </w:r>
-      <w:r>
-        <w:rPr>
-          <w:color w:val="000000"/>
-        </w:rPr>
-        <w:t>вания к предоставлению платной цифровой услуги и информированию пользователя.</w:t>
+        <w:t>– Закон Российской Федерац</w:t>
+      </w:r>
+      <w:r>
+        <w:rPr>
+          <w:color w:val="000000"/>
+        </w:rPr>
+        <w:t>ии от 07.02.1992 № 2300-1 «О защите прав потребителей» – требования к предоставлению платной цифровой услуги и информированию пользователя.</w:t>
       </w:r>
     </w:p>
     <w:p>
@@ -11227,13 +11206,13 @@
         <w:rPr>
           <w:color w:val="000000"/>
         </w:rPr>
-        <w:t>– Пользовательское соглашение, политика конфиденциальности, лицензионные с</w:t>
-      </w:r>
-      <w:r>
-        <w:rPr>
-          <w:color w:val="000000"/>
-        </w:rPr>
-        <w:t>оглашения с правообладателями и правила возрастной маркировки контента.</w:t>
+        <w:t>– Пользовате</w:t>
+      </w:r>
+      <w:r>
+        <w:rPr>
+          <w:color w:val="000000"/>
+        </w:rPr>
+        <w:t>льское соглашение, политика конфиденциальности, лицензионные соглашения с правообладателями и правила возрастной маркировки контента.</w:t>
       </w:r>
     </w:p>
     <w:p>
@@ -11244,7 +11223,13 @@
         <w:rPr>
           <w:color w:val="000000"/>
         </w:rPr>
-        <w:t>– Внутренние регламенты: словарь событий, схема каталога, методика расчёта метрик, порядок A/B-тестирования, публикации и отката моделей, политика хранения данных.</w:t>
+        <w:t xml:space="preserve">– Внутренние регламенты: словарь событий, схема каталога, методика расчёта метрик, порядок A/B-тестирования, публикации и </w:t>
+      </w:r>
+      <w:r>
+        <w:rPr>
+          <w:color w:val="000000"/>
+        </w:rPr>
+        <w:t>отката моделей, политика хранения данных.</w:t>
       </w:r>
     </w:p>
     <w:p>
@@ -11260,14 +11245,7 @@
           <w:color w:val="000000"/>
         </w:rPr>
         <w:lastRenderedPageBreak/>
-        <w:t>3 Характеристика схе</w:t>
-      </w:r>
-      <w:r>
-        <w:rPr>
-          <w:b/>
-          <w:color w:val="000000"/>
-        </w:rPr>
-        <w:t>мы решения задач в ручном режиме</w:t>
+        <w:t>3 Характеристика схемы решения задач в ручном режиме</w:t>
       </w:r>
     </w:p>
     <w:p>
@@ -11290,73 +11268,73 @@
         <w:rPr>
           <w:color w:val="000000"/>
         </w:rPr>
-        <w:t>Без специального программного обеспечения работа с правообладателями ведётся по электронной почте и в разрозненных таблицах. Менеджер в</w:t>
-      </w:r>
-      <w:r>
-        <w:rPr>
-          <w:color w:val="000000"/>
-        </w:rPr>
-        <w:t xml:space="preserve">ручную сверяет договоры, сроки и территории действия прав. Контент-менеджер получает аудиофайлы и карточки релизов, проверяет реквизиты, переносит метаданные в общий реестр, отмечает ограничения и вручную формирует редакционные подборки. Изменение условий </w:t>
-      </w:r>
-      <w:r>
-        <w:rPr>
-          <w:color w:val="000000"/>
-        </w:rPr>
-        <w:t>требует повторной проверки каталога и исправления связанных списков.</w:t>
-      </w:r>
-    </w:p>
-    <w:p>
-      <w:r>
-        <w:rPr>
-          <w:color w:val="000000"/>
-        </w:rPr>
-        <w:t>Учёт пользователей, подписок и обращений ведётся в отдельных списках. Слушатель самостоятельно ищет композиции по названию, исполнителю или жанру, использует собственные плейлисты и выбир</w:t>
-      </w:r>
-      <w:r>
-        <w:rPr>
-          <w:color w:val="000000"/>
-        </w:rPr>
-        <w:t>ает одинаковые для крупных сегментов редакционные подборки. Специалист поддержки проверяет профиль и историю обращений по нескольким источникам, после чего вручную передаёт проблему администратору или контент-менеджеру.</w:t>
-      </w:r>
-    </w:p>
-    <w:p>
-      <w:r>
-        <w:rPr>
-          <w:color w:val="000000"/>
-        </w:rPr>
-        <w:t>Сведения о прослушиваниях периодичес</w:t>
-      </w:r>
-      <w:r>
-        <w:rPr>
-          <w:color w:val="000000"/>
-        </w:rPr>
-        <w:t>ки выгружаются аналитиком в виде таблиц. Популярность, доля пропусков и другие показатели рассчитываются по крупным сегментам. На их основе ML-специалист и редактор задают простые правила добавления новинок и ограничения повторов. Долгосрочные и краткосроч</w:t>
-      </w:r>
-      <w:r>
-        <w:rPr>
-          <w:color w:val="000000"/>
-        </w:rPr>
-        <w:t>ные предпочтения рассматриваются раздельно либо контекст текущей сессии не учитывается. Проверка новой подборки выполняется на небольшой выборке или экспертно.</w:t>
-      </w:r>
-    </w:p>
-    <w:p>
-      <w:r>
-        <w:rPr>
-          <w:color w:val="000000"/>
-        </w:rPr>
-        <w:t>История решений, версии данных, права, параметры рекомендаций и обращения хранятся в разных файл</w:t>
-      </w:r>
-      <w:r>
-        <w:rPr>
-          <w:color w:val="000000"/>
-        </w:rPr>
-        <w:t xml:space="preserve">ах. Поэтому сложно установить, почему композиция была доступна, включена в подборку или исключена из неё, а также воспроизвести результат эксперимента. При росте каталога и аудитории трудозатраты увеличиваются пропорционально числу релизов, пользователей, </w:t>
-      </w:r>
-      <w:r>
-        <w:rPr>
-          <w:color w:val="000000"/>
-        </w:rPr>
-        <w:t>сегментов и подборок.</w:t>
+        <w:t>Без специального программного обеспечения работа с правообладателями ведё</w:t>
+      </w:r>
+      <w:r>
+        <w:rPr>
+          <w:color w:val="000000"/>
+        </w:rPr>
+        <w:t>тся по электронной почте и в разрозненных таблицах. Менеджер вручную сверяет договоры, сроки и территории действия прав. Контент-менеджер получает аудиофайлы и карточки релизов, проверяет реквизиты, переносит метаданные в общий реестр, отмечает ограничения</w:t>
+      </w:r>
+      <w:r>
+        <w:rPr>
+          <w:color w:val="000000"/>
+        </w:rPr>
+        <w:t xml:space="preserve"> и вручную формирует редакционные подборки. Изменение условий требует повторной проверки каталога и исправления связанных списков.</w:t>
+      </w:r>
+    </w:p>
+    <w:p>
+      <w:r>
+        <w:rPr>
+          <w:color w:val="000000"/>
+        </w:rPr>
+        <w:t>Учёт пользователей, подписок и обращений ведётся в отдельных списках. Слушатель самостоятельно ищет композиции по названию, и</w:t>
+      </w:r>
+      <w:r>
+        <w:rPr>
+          <w:color w:val="000000"/>
+        </w:rPr>
+        <w:t>сполнителю или жанру, использует собственные плейлисты и выбирает одинаковые для крупных сегментов редакционные подборки. Специалист поддержки проверяет профиль и историю обращений по нескольким источникам, после чего вручную передаёт проблему администрато</w:t>
+      </w:r>
+      <w:r>
+        <w:rPr>
+          <w:color w:val="000000"/>
+        </w:rPr>
+        <w:t>ру или контент-менеджеру.</w:t>
+      </w:r>
+    </w:p>
+    <w:p>
+      <w:r>
+        <w:rPr>
+          <w:color w:val="000000"/>
+        </w:rPr>
+        <w:t>Сведения о прослушиваниях периодически выгружаются аналитиком в виде таблиц. Популярность, доля пропусков и другие показатели рассчитываются по крупным сегментам. На их основе ML-специалист и редактор задают простые правила добавл</w:t>
+      </w:r>
+      <w:r>
+        <w:rPr>
+          <w:color w:val="000000"/>
+        </w:rPr>
+        <w:t>ения новинок и ограничения повторов. Долгосрочные и краткосрочные предпочтения рассматриваются раздельно либо контекст текущей сессии не учитывается. Проверка новой подборки выполняется на небольшой выборке или экспертно.</w:t>
+      </w:r>
+    </w:p>
+    <w:p>
+      <w:r>
+        <w:rPr>
+          <w:color w:val="000000"/>
+        </w:rPr>
+        <w:t>История решений, версии данных, пр</w:t>
+      </w:r>
+      <w:r>
+        <w:rPr>
+          <w:color w:val="000000"/>
+        </w:rPr>
+        <w:t>ава, параметры рекомендаций и обращения хранятся в разных файлах. Поэтому сложно установить, почему композиция была доступна, включена в подборку или исключена из неё, а также воспроизвести результат эксперимента. При росте каталога и аудитории трудозатрат</w:t>
+      </w:r>
+      <w:r>
+        <w:rPr>
+          <w:color w:val="000000"/>
+        </w:rPr>
+        <w:t>ы увеличиваются пропорционально числу релизов, пользователей, сегментов и подборок.</w:t>
       </w:r>
     </w:p>
     <w:p>
@@ -11391,13 +11369,13 @@
         <w:rPr>
           <w:color w:val="000000"/>
         </w:rPr>
-        <w:t>– Разрозненность сведений о правах, каталоге, пользователях, обращениях и показателях качества, приводящая к повторному вводу</w:t>
-      </w:r>
-      <w:r>
-        <w:rPr>
-          <w:color w:val="000000"/>
-        </w:rPr>
-        <w:t xml:space="preserve"> и противоречиям.</w:t>
+        <w:t>– Разрозненность сведений о правах, каталоге, пользователях, об</w:t>
+      </w:r>
+      <w:r>
+        <w:rPr>
+          <w:color w:val="000000"/>
+        </w:rPr>
+        <w:t>ращениях и показателях качества, приводящая к повторному вводу и противоречиям.</w:t>
       </w:r>
     </w:p>
     <w:p>
@@ -11419,13 +11397,13 @@
         <w:rPr>
           <w:color w:val="000000"/>
         </w:rPr>
-        <w:t>– Низкая персонализация: редакционная подборка и правила для сегмента не различают слушателей с разной историей внут</w:t>
-      </w:r>
-      <w:r>
-        <w:rPr>
-          <w:color w:val="000000"/>
-        </w:rPr>
-        <w:t>ри одной группы.</w:t>
+        <w:t>– Низкая персонализация: редакционная подборка и прави</w:t>
+      </w:r>
+      <w:r>
+        <w:rPr>
+          <w:color w:val="000000"/>
+        </w:rPr>
+        <w:t>ла для сегмента не различают слушателей с разной историей внутри одной группы.</w:t>
       </w:r>
     </w:p>
     <w:p>
@@ -11447,13 +11425,13 @@
         <w:rPr>
           <w:color w:val="000000"/>
         </w:rPr>
-        <w:t>– Слабая масштабируемость: невозможно вручную поддерживать большой каталог, обрабатывать все действия пользо</w:t>
-      </w:r>
-      <w:r>
-        <w:rPr>
-          <w:color w:val="000000"/>
-        </w:rPr>
-        <w:t>вателей и регулярно обновлять тысячи подборок.</w:t>
+        <w:t xml:space="preserve">– Слабая масштабируемость: невозможно вручную </w:t>
+      </w:r>
+      <w:r>
+        <w:rPr>
+          <w:color w:val="000000"/>
+        </w:rPr>
+        <w:t>поддерживать большой каталог, обрабатывать все действия пользователей и регулярно обновлять тысячи подборок.</w:t>
       </w:r>
     </w:p>
     <w:p>
@@ -11475,13 +11453,13 @@
         <w:rPr>
           <w:color w:val="000000"/>
         </w:rPr>
-        <w:t xml:space="preserve">– Субъективность и невоспроизводимость решений по публикации, рекомендациям и экспериментам вследствие </w:t>
-      </w:r>
-      <w:r>
-        <w:rPr>
-          <w:color w:val="000000"/>
-        </w:rPr>
-        <w:t>неполной фиксации версий данных и правил.</w:t>
+        <w:t>– Субъективность и невоспроизводимость решений</w:t>
+      </w:r>
+      <w:r>
+        <w:rPr>
+          <w:color w:val="000000"/>
+        </w:rPr>
+        <w:t xml:space="preserve"> по публикации, рекомендациям и экспериментам вследствие неполной фиксации версий данных и правил.</w:t>
       </w:r>
     </w:p>
     <w:p>
@@ -11503,13 +11481,13 @@
         <w:rPr>
           <w:color w:val="000000"/>
         </w:rPr>
-        <w:t>– Запаздывающий контроль качества: ошибки данных, дрейф интересов и технические инциденты обнаруживаются после накоплен</w:t>
-      </w:r>
-      <w:r>
-        <w:rPr>
-          <w:color w:val="000000"/>
-        </w:rPr>
-        <w:t>ия негативных событий.</w:t>
+        <w:t>– Запаздывающий контроль качества: ошибки данных, дрейф интере</w:t>
+      </w:r>
+      <w:r>
+        <w:rPr>
+          <w:color w:val="000000"/>
+        </w:rPr>
+        <w:t>сов и технические инциденты обнаруживаются после накопления негативных событий.</w:t>
       </w:r>
     </w:p>
     <w:p>
@@ -11532,80 +11510,80 @@
         <w:rPr>
           <w:color w:val="000000"/>
         </w:rPr>
-        <w:t>Указанные недостатки обусловлены объёмом каталога, количеством участников, высокой частотой событий и изменчивостью пользовательского намерения. Организацио</w:t>
-      </w:r>
-      <w:r>
-        <w:rPr>
-          <w:color w:val="000000"/>
-        </w:rPr>
-        <w:t xml:space="preserve">нными мерами невозможно одновременно контролировать лицензионные ограничения, обслуживать пользователей, поддерживать каталог и индивидуально оценивать большое число </w:t>
+        <w:t>Указанные недостатки обусловлены объёмом каталога, количеством участников, высокой частотой событий</w:t>
+      </w:r>
+      <w:r>
+        <w:rPr>
+          <w:color w:val="000000"/>
+        </w:rPr>
+        <w:t xml:space="preserve"> и изменчивостью пользовательского намерения. Организационными мерами невозможно одновременно контролировать лицензионные ограничения, обслуживать пользователей, поддерживать каталог и индивидуально оценивать большое число </w:t>
       </w:r>
       <w:r>
         <w:rPr>
           <w:color w:val="000000"/>
         </w:rPr>
         <w:lastRenderedPageBreak/>
-        <w:t>музыкальных кандидатов за время интерактивного запроса. Поэтому требуется единая программн</w:t>
-      </w:r>
-      <w:r>
-        <w:rPr>
-          <w:color w:val="000000"/>
-        </w:rPr>
-        <w:t>ая система стриминговой платформы.</w:t>
-      </w:r>
-    </w:p>
-    <w:p>
-      <w:r>
-        <w:rPr>
-          <w:color w:val="000000"/>
-        </w:rPr>
-        <w:t>Система должна объединить реестр правообладателей и лицензий, каталог, профили и подписки, поиск и воспроизведение, сбор событий, службу поддержки, аналитическую отчётность и управление качеством. Такое объединение обеспе</w:t>
-      </w:r>
-      <w:r>
-        <w:rPr>
-          <w:color w:val="000000"/>
-        </w:rPr>
-        <w:t>чивает единые идентификаторы, прослеживаемость действий, автоматическую проверку доступности контента и согласованное взаимодействие сотрудников.</w:t>
-      </w:r>
-    </w:p>
-    <w:p>
-      <w:r>
-        <w:rPr>
-          <w:color w:val="000000"/>
-        </w:rPr>
-        <w:t>Рекомендательная ML-модель является ключевым компонентом персонализации, но работает внутри более широкого про</w:t>
-      </w:r>
-      <w:r>
-        <w:rPr>
-          <w:color w:val="000000"/>
-        </w:rPr>
-        <w:t>цесса. Она должна строить устойчивое представление интересов по накопленной истории и краткосрочное представление по действиям текущей сессии. Адаптивное сочетание этих оценок позволит сохранить долгосрочный профиль при случайном действии и быстро реагиров</w:t>
-      </w:r>
-      <w:r>
-        <w:rPr>
-          <w:color w:val="000000"/>
-        </w:rPr>
-        <w:t>ать на выраженную смену контекста. Фильтрация должна учитывать права, возрастные и региональные ограничения, повторы и разнообразие.</w:t>
-      </w:r>
-    </w:p>
-    <w:p>
-      <w:r>
-        <w:rPr>
-          <w:color w:val="000000"/>
-        </w:rPr>
-        <w:t>Создание ПО должно сократить время публикации релиза и обработки обращения, снизить риск нарушения лицензионных условий, по</w:t>
-      </w:r>
-      <w:r>
-        <w:rPr>
-          <w:color w:val="000000"/>
-        </w:rPr>
-        <w:t>высить доступность платформы и релевантность рекомендаций, расширить покрытие каталога и сделать эксперименты воспроизводимыми. Решения о правах, редакционной политике, целевых метриках и публикации версии модели сохраняются за ответственными специалистами</w:t>
-      </w:r>
-      <w:r>
-        <w:rPr>
-          <w:color w:val="000000"/>
-        </w:rPr>
-        <w:t>.</w:t>
+        <w:t>музыкальных кандидатов за время и</w:t>
+      </w:r>
+      <w:r>
+        <w:rPr>
+          <w:color w:val="000000"/>
+        </w:rPr>
+        <w:t>нтерактивного запроса. Поэтому требуется единая программная система стриминговой платформы.</w:t>
+      </w:r>
+    </w:p>
+    <w:p>
+      <w:r>
+        <w:rPr>
+          <w:color w:val="000000"/>
+        </w:rPr>
+        <w:t>Система должна объединить реестр правообладателей и лицензий, каталог, профили и подписки, поиск и воспроизведение, сбор событий, службу поддержки, аналитическую от</w:t>
+      </w:r>
+      <w:r>
+        <w:rPr>
+          <w:color w:val="000000"/>
+        </w:rPr>
+        <w:t>чётность и управление качеством. Такое объединение обеспечивает единые идентификаторы, прослеживаемость действий, автоматическую проверку доступности контента и согласованное взаимодействие сотрудников.</w:t>
+      </w:r>
+    </w:p>
+    <w:p>
+      <w:r>
+        <w:rPr>
+          <w:color w:val="000000"/>
+        </w:rPr>
+        <w:t>Рекомендательная ML-модель является ключевым компонен</w:t>
+      </w:r>
+      <w:r>
+        <w:rPr>
+          <w:color w:val="000000"/>
+        </w:rPr>
+        <w:t>том персонализации, но работает внутри более широкого процесса. Она должна строить устойчивое представление интересов по накопленной истории и краткосрочное представление по действиям текущей сессии. Адаптивное сочетание этих оценок позволит сохранить долг</w:t>
+      </w:r>
+      <w:r>
+        <w:rPr>
+          <w:color w:val="000000"/>
+        </w:rPr>
+        <w:t>осрочный профиль при случайном действии и быстро реагировать на выраженную смену контекста. Фильтрация должна учитывать права, возрастные и региональные ограничения, повторы и разнообразие.</w:t>
+      </w:r>
+    </w:p>
+    <w:p>
+      <w:r>
+        <w:rPr>
+          <w:color w:val="000000"/>
+        </w:rPr>
+        <w:t>Создание ПО должно сократить время публикации релиза и обработки о</w:t>
+      </w:r>
+      <w:r>
+        <w:rPr>
+          <w:color w:val="000000"/>
+        </w:rPr>
+        <w:t xml:space="preserve">бращения, снизить риск нарушения лицензионных условий, повысить доступность платформы и релевантность рекомендаций, расширить покрытие каталога и сделать эксперименты воспроизводимыми. Решения о правах, редакционной политике, целевых метриках и публикации </w:t>
+      </w:r>
+      <w:r>
+        <w:rPr>
+          <w:color w:val="000000"/>
+        </w:rPr>
+        <w:t>версии модели сохраняются за ответственными специалистами.</w:t>
       </w:r>
     </w:p>
     <w:p>
@@ -11628,54 +11606,54 @@
         <w:rPr>
           <w:color w:val="000000"/>
         </w:rPr>
-        <w:t>В ходе лабораторной работы проведён системный анализ музыкальной стриминговой платформы с подсистемой адаптивных рекомендаций. Определены назначение, структура, человеческие роли и показатели эффективности объекта информатизации; построена его стр</w:t>
-      </w:r>
-      <w:r>
-        <w:rPr>
-          <w:color w:val="000000"/>
-        </w:rPr>
-        <w:t>уктурная схема.</w:t>
-      </w:r>
-    </w:p>
-    <w:p>
-      <w:r>
-        <w:rPr>
-          <w:color w:val="000000"/>
-        </w:rPr>
-        <w:t xml:space="preserve">Выделен бизнес-процесс «Предоставление персонализированного музыкального контента на стриминговой платформе». Он декомпозирован на девять подпроцессов и двадцать семь операций, охватывающих пользователей, </w:t>
+        <w:t>В ходе лабораторной работы проведён системный анализ музыкальной стриминговой платформы с подсистемой адаптивных рекомендаций. Определены назначение, структура, человеческие роли и показател</w:t>
+      </w:r>
+      <w:r>
+        <w:rPr>
+          <w:color w:val="000000"/>
+        </w:rPr>
+        <w:t>и эффективности объекта информатизации; построена его структурная схема.</w:t>
+      </w:r>
+    </w:p>
+    <w:p>
+      <w:r>
+        <w:rPr>
+          <w:color w:val="000000"/>
+        </w:rPr>
+        <w:t>Выделен бизнес-процесс «Предоставление персонализированного музыкального контента на стриминговой платформе». Он декомпозирован на девять подпроцессов и двадцать семь операций, охваты</w:t>
+      </w:r>
+      <w:r>
+        <w:rPr>
+          <w:color w:val="000000"/>
+        </w:rPr>
+        <w:t xml:space="preserve">вающих пользователей, </w:t>
       </w:r>
       <w:r>
         <w:rPr>
           <w:color w:val="000000"/>
         </w:rPr>
         <w:lastRenderedPageBreak/>
-        <w:t>правообладателей, каталог, прослуши</w:t>
-      </w:r>
-      <w:r>
-        <w:rPr>
-          <w:color w:val="000000"/>
-        </w:rPr>
-        <w:t>вание, данные, моделирование предпочтений, рекомендации, качество, поддержку и администрирование. Построены модель «Чёрный ящик» с человеческими механизмами и UML-модель вариантов использования только с людьми в качестве акторов.</w:t>
-      </w:r>
-    </w:p>
-    <w:p>
-      <w:r>
-        <w:rPr>
-          <w:color w:val="000000"/>
-        </w:rPr>
-        <w:t>Сформированы реестры входн</w:t>
-      </w:r>
-      <w:r>
-        <w:rPr>
-          <w:color w:val="000000"/>
-        </w:rPr>
-        <w:t>ых, внутренних и выходных информационных потоков, определены правила обработки и нормативно-справочная документация. Анализ ручной схемы показал разрозненность данных, риск ошибок в правах и каталоге, низкую персонализацию, отсутствие оперативной адаптации</w:t>
-      </w:r>
-      <w:r>
-        <w:rPr>
-          <w:color w:val="000000"/>
-        </w:rPr>
-        <w:t xml:space="preserve"> и слабую масштабируемость. Обоснована необходимость единой программной платформы, в которой рекомендательная ML-модель адаптивно сочетает долгосрочный профиль и контекст текущей сессии.</w:t>
+        <w:t>правообладателей, каталог, прослушивание, данные, моделирование предпочтений, рекомендации, качество, поддержку и администрирование. Построены модель «Чёрный ящик» с человеческими механизмами и UML-модель вариантов использования тольк</w:t>
+      </w:r>
+      <w:r>
+        <w:rPr>
+          <w:color w:val="000000"/>
+        </w:rPr>
+        <w:t>о с людьми в качестве акторов.</w:t>
+      </w:r>
+    </w:p>
+    <w:p>
+      <w:r>
+        <w:rPr>
+          <w:color w:val="000000"/>
+        </w:rPr>
+        <w:t>Сформированы реестры входных, внутренних и выходных информационных потоков, определены правила обработки и нормативно-справочная документация. Анализ ручной схемы показал разрозненность данных, риск ошибок в правах и каталоге</w:t>
+      </w:r>
+      <w:r>
+        <w:rPr>
+          <w:color w:val="000000"/>
+        </w:rPr>
+        <w:t>, низкую персонализацию, отсутствие оперативной адаптации и слабую масштабируемость. Обоснована необходимость единой программной платформы, в которой рекомендательная ML-модель адаптивно сочетает долгосрочный профиль и контекст текущей сессии.</w:t>
       </w:r>
     </w:p>
     <w:sectPr>
@@ -11833,7 +11811,7 @@
             <w:rStyle w:val="af"/>
             <w:noProof/>
           </w:rPr>
-          <w:t>10</w:t>
+          <w:t>20</w:t>
         </w:r>
         <w:r>
           <w:rPr>
